--- a/doc/文档/火山大模型使用流程.docx
+++ b/doc/文档/火山大模型使用流程.docx
@@ -13,15 +13,16 @@
           <w:rFonts w:hint="default" w:ascii="Times New Roman" w:hAnsi="Times New Roman" w:eastAsia="宋体" w:cs="Times New Roman"/>
           <w:sz w:val="24"/>
           <w:szCs w:val="24"/>
-          <w:woUserID w:val="1"/>
-        </w:rPr>
-      </w:pPr>
-      <w:bookmarkStart w:id="0" w:name="_GoBack"/>
-      <w:r>
-        <w:rPr>
-          <w:rFonts w:hint="default" w:ascii="Times New Roman" w:hAnsi="Times New Roman" w:eastAsia="宋体" w:cs="Times New Roman"/>
-          <w:sz w:val="24"/>
-          <w:szCs w:val="24"/>
+          <w:lang w:val="en-US" w:eastAsia="zh-CN"/>
+          <w:woUserID w:val="1"/>
+        </w:rPr>
+      </w:pPr>
+      <w:r>
+        <w:rPr>
+          <w:rFonts w:hint="default" w:ascii="Times New Roman" w:hAnsi="Times New Roman" w:eastAsia="宋体" w:cs="Times New Roman"/>
+          <w:sz w:val="24"/>
+          <w:szCs w:val="24"/>
+          <w:lang w:val="en-US" w:eastAsia="zh-CN"/>
           <w:woUserID w:val="1"/>
         </w:rPr>
         <w:t xml:space="preserve">版本：(wifi_video_master) https://gitee.com/Jieli-Tech/fw-AC792_SDK.git </w:t>
@@ -38,14 +39,16 @@
           <w:rFonts w:hint="default" w:ascii="Times New Roman" w:hAnsi="Times New Roman" w:eastAsia="宋体" w:cs="Times New Roman"/>
           <w:sz w:val="24"/>
           <w:szCs w:val="24"/>
-          <w:woUserID w:val="1"/>
-        </w:rPr>
-      </w:pPr>
-      <w:r>
-        <w:rPr>
-          <w:rFonts w:hint="default" w:ascii="Times New Roman" w:hAnsi="Times New Roman" w:eastAsia="宋体" w:cs="Times New Roman"/>
-          <w:sz w:val="24"/>
-          <w:szCs w:val="24"/>
+          <w:lang w:val="en-US" w:eastAsia="zh-CN"/>
+          <w:woUserID w:val="1"/>
+        </w:rPr>
+      </w:pPr>
+      <w:r>
+        <w:rPr>
+          <w:rFonts w:hint="default" w:ascii="Times New Roman" w:hAnsi="Times New Roman" w:eastAsia="宋体" w:cs="Times New Roman"/>
+          <w:sz w:val="24"/>
+          <w:szCs w:val="24"/>
+          <w:lang w:val="en-US" w:eastAsia="zh-CN"/>
           <w:woUserID w:val="1"/>
         </w:rPr>
         <w:t xml:space="preserve">板级：AC7926AF开发板 </w:t>
@@ -62,14 +65,16 @@
           <w:rFonts w:hint="default" w:ascii="Times New Roman" w:hAnsi="Times New Roman" w:eastAsia="宋体" w:cs="Times New Roman"/>
           <w:sz w:val="24"/>
           <w:szCs w:val="24"/>
-          <w:woUserID w:val="1"/>
-        </w:rPr>
-      </w:pPr>
-      <w:r>
-        <w:rPr>
-          <w:rFonts w:hint="default" w:ascii="Times New Roman" w:hAnsi="Times New Roman" w:eastAsia="宋体" w:cs="Times New Roman"/>
-          <w:sz w:val="24"/>
-          <w:szCs w:val="24"/>
+          <w:lang w:val="en-US" w:eastAsia="zh-CN"/>
+          <w:woUserID w:val="1"/>
+        </w:rPr>
+      </w:pPr>
+      <w:r>
+        <w:rPr>
+          <w:rFonts w:hint="default" w:ascii="Times New Roman" w:hAnsi="Times New Roman" w:eastAsia="宋体" w:cs="Times New Roman"/>
+          <w:sz w:val="24"/>
+          <w:szCs w:val="24"/>
+          <w:lang w:val="en-US" w:eastAsia="zh-CN"/>
           <w:woUserID w:val="1"/>
         </w:rPr>
         <w:t xml:space="preserve">环境：window+windsurf(vscode) </w:t>
@@ -86,14 +91,16 @@
           <w:rFonts w:hint="default" w:ascii="Times New Roman" w:hAnsi="Times New Roman" w:eastAsia="宋体" w:cs="Times New Roman"/>
           <w:sz w:val="24"/>
           <w:szCs w:val="24"/>
-          <w:woUserID w:val="1"/>
-        </w:rPr>
-      </w:pPr>
-      <w:r>
-        <w:rPr>
-          <w:rFonts w:hint="default" w:ascii="Times New Roman" w:hAnsi="Times New Roman" w:eastAsia="宋体" w:cs="Times New Roman"/>
-          <w:sz w:val="24"/>
-          <w:szCs w:val="24"/>
+          <w:lang w:val="en-US" w:eastAsia="zh-CN"/>
+          <w:woUserID w:val="1"/>
+        </w:rPr>
+      </w:pPr>
+      <w:r>
+        <w:rPr>
+          <w:rFonts w:hint="default" w:ascii="Times New Roman" w:hAnsi="Times New Roman" w:eastAsia="宋体" w:cs="Times New Roman"/>
+          <w:sz w:val="24"/>
+          <w:szCs w:val="24"/>
+          <w:lang w:val="en-US" w:eastAsia="zh-CN"/>
           <w:woUserID w:val="1"/>
         </w:rPr>
         <w:t xml:space="preserve">vscode终端 </w:t>
@@ -110,14 +117,16 @@
           <w:rFonts w:hint="default" w:ascii="Times New Roman" w:hAnsi="Times New Roman" w:eastAsia="宋体" w:cs="Times New Roman"/>
           <w:sz w:val="24"/>
           <w:szCs w:val="24"/>
-          <w:woUserID w:val="1"/>
-        </w:rPr>
-      </w:pPr>
-      <w:r>
-        <w:rPr>
-          <w:rFonts w:hint="default" w:ascii="Times New Roman" w:hAnsi="Times New Roman" w:eastAsia="宋体" w:cs="Times New Roman"/>
-          <w:sz w:val="24"/>
-          <w:szCs w:val="24"/>
+          <w:lang w:val="en-US" w:eastAsia="zh-CN"/>
+          <w:woUserID w:val="1"/>
+        </w:rPr>
+      </w:pPr>
+      <w:r>
+        <w:rPr>
+          <w:rFonts w:hint="default" w:ascii="Times New Roman" w:hAnsi="Times New Roman" w:eastAsia="宋体" w:cs="Times New Roman"/>
+          <w:sz w:val="24"/>
+          <w:szCs w:val="24"/>
+          <w:lang w:val="en-US" w:eastAsia="zh-CN"/>
           <w:woUserID w:val="1"/>
         </w:rPr>
         <w:t xml:space="preserve">        1. cd tools </w:t>
@@ -134,14 +143,16 @@
           <w:rFonts w:hint="default" w:ascii="Times New Roman" w:hAnsi="Times New Roman" w:eastAsia="宋体" w:cs="Times New Roman"/>
           <w:sz w:val="24"/>
           <w:szCs w:val="24"/>
-          <w:woUserID w:val="1"/>
-        </w:rPr>
-      </w:pPr>
-      <w:r>
-        <w:rPr>
-          <w:rFonts w:hint="default" w:ascii="Times New Roman" w:hAnsi="Times New Roman" w:eastAsia="宋体" w:cs="Times New Roman"/>
-          <w:sz w:val="24"/>
-          <w:szCs w:val="24"/>
+          <w:lang w:val="en-US" w:eastAsia="zh-CN"/>
+          <w:woUserID w:val="1"/>
+        </w:rPr>
+      </w:pPr>
+      <w:r>
+        <w:rPr>
+          <w:rFonts w:hint="default" w:ascii="Times New Roman" w:hAnsi="Times New Roman" w:eastAsia="宋体" w:cs="Times New Roman"/>
+          <w:sz w:val="24"/>
+          <w:szCs w:val="24"/>
+          <w:lang w:val="en-US" w:eastAsia="zh-CN"/>
           <w:woUserID w:val="1"/>
         </w:rPr>
         <w:t xml:space="preserve">        2. .\make_prompt.bat </w:t>
@@ -158,21 +169,69 @@
           <w:rFonts w:hint="default" w:ascii="Times New Roman" w:hAnsi="Times New Roman" w:eastAsia="宋体" w:cs="Times New Roman"/>
           <w:sz w:val="24"/>
           <w:szCs w:val="24"/>
-          <w:lang w:eastAsia="zh"/>
-          <w:woUserID w:val="1"/>
-        </w:rPr>
-      </w:pPr>
-      <w:r>
-        <w:rPr>
-          <w:rFonts w:hint="default" w:ascii="Times New Roman" w:hAnsi="Times New Roman" w:eastAsia="宋体" w:cs="Times New Roman"/>
-          <w:sz w:val="24"/>
-          <w:szCs w:val="24"/>
+          <w:lang w:val="en-US" w:eastAsia="zh-CN"/>
+          <w:woUserID w:val="1"/>
+        </w:rPr>
+      </w:pPr>
+      <w:r>
+        <w:rPr>
+          <w:rFonts w:hint="default" w:ascii="Times New Roman" w:hAnsi="Times New Roman" w:eastAsia="宋体" w:cs="Times New Roman"/>
+          <w:sz w:val="24"/>
+          <w:szCs w:val="24"/>
+          <w:lang w:val="en-US" w:eastAsia="zh-CN"/>
           <w:woUserID w:val="1"/>
         </w:rPr>
         <w:t xml:space="preserve">        3. make ac792n_wifi_camera </w:t>
       </w:r>
-    </w:p>
-    <w:bookmarkEnd w:id="0"/>
+      <w:bookmarkStart w:id="0" w:name="_GoBack"/>
+      <w:bookmarkEnd w:id="0"/>
+    </w:p>
+    <w:p>
+      <w:pPr>
+        <w:pStyle w:val="11"/>
+        <w:keepNext w:val="0"/>
+        <w:keepLines w:val="0"/>
+        <w:widowControl/>
+        <w:suppressLineNumbers w:val="0"/>
+        <w:rPr>
+          <w:rFonts w:hint="default" w:ascii="Times New Roman" w:hAnsi="Times New Roman" w:eastAsia="宋体" w:cs="Times New Roman"/>
+          <w:sz w:val="24"/>
+          <w:szCs w:val="24"/>
+          <w:lang w:val="en-US" w:eastAsia="zh-CN"/>
+          <w:woUserID w:val="1"/>
+        </w:rPr>
+      </w:pPr>
+      <w:r>
+        <w:rPr>
+          <w:rFonts w:hint="default" w:ascii="Times New Roman" w:hAnsi="Times New Roman" w:eastAsia="宋体" w:cs="Times New Roman"/>
+          <w:sz w:val="24"/>
+          <w:szCs w:val="24"/>
+          <w:lang w:val="en-US" w:eastAsia="zh-CN"/>
+          <w:woUserID w:val="1"/>
+        </w:rPr>
+        <w:t>测试运行大模型</w:t>
+      </w:r>
+      <w:r>
+        <w:rPr>
+          <w:rFonts w:hint="eastAsia" w:ascii="Times New Roman" w:hAnsi="Times New Roman" w:eastAsia="宋体" w:cs="Times New Roman"/>
+          <w:sz w:val="24"/>
+          <w:szCs w:val="24"/>
+          <w:lang w:val="en-US" w:eastAsia="zh-CN"/>
+          <w:woUserID w:val="1"/>
+        </w:rPr>
+        <w:t>实例创建后占用内存750K左右，加上音频网络</w:t>
+      </w:r>
+      <w:r>
+        <w:rPr>
+          <w:rFonts w:hint="default" w:ascii="Times New Roman" w:hAnsi="Times New Roman" w:eastAsia="宋体" w:cs="Times New Roman"/>
+          <w:sz w:val="24"/>
+          <w:szCs w:val="24"/>
+          <w:lang w:val="en-US" w:eastAsia="zh-CN"/>
+          <w:woUserID w:val="1"/>
+        </w:rPr>
+        <w:t>总体内存消耗在1.2M左右。</w:t>
+      </w:r>
+    </w:p>
     <w:p>
       <w:pPr>
         <w:pStyle w:val="5"/>
@@ -224,7 +283,29 @@
           <w:lang w:eastAsia="zh"/>
           <w:woUserID w:val="1"/>
         </w:rPr>
-        <w:t>火山大模型使用流程</w:t>
+        <w:t>火山大模型</w:t>
+      </w:r>
+      <w:r>
+        <w:rPr>
+          <w:rStyle w:val="15"/>
+          <w:rFonts w:hint="default" w:ascii="Times New Roman" w:hAnsi="Times New Roman" w:eastAsia="宋体" w:cs="Times New Roman"/>
+          <w:sz w:val="24"/>
+          <w:szCs w:val="24"/>
+          <w:lang w:val="en-US" w:eastAsia="zh-CN"/>
+          <w:woUserID w:val="1"/>
+        </w:rPr>
+        <w:t>权限申请</w:t>
+      </w:r>
+      <w:r>
+        <w:rPr>
+          <w:rStyle w:val="15"/>
+          <w:rFonts w:hint="default" w:ascii="Times New Roman" w:hAnsi="Times New Roman" w:eastAsia="宋体" w:cs="Times New Roman"/>
+          <w:sz w:val="24"/>
+          <w:szCs w:val="24"/>
+          <w:lang w:eastAsia="zh"/>
+          <w:woUserID w:val="1"/>
+        </w:rPr>
+        <w:t>流程</w:t>
       </w:r>
       <w:r>
         <w:rPr>
@@ -256,7 +337,27 @@
           <w:lang w:eastAsia="zh"/>
           <w:woUserID w:val="1"/>
         </w:rPr>
-        <w:t>主要是获取RTC的ID、KEY，ASR、TTS的ID和大模型ID、和账号的AK和SK，并创建策略，将LLM接入RTC中。</w:t>
+        <w:t>主要是获取RTC的ID、KEY，ASR、TTS的ID和大模型</w:t>
+      </w:r>
+      <w:r>
+        <w:rPr>
+          <w:rFonts w:hint="default" w:ascii="Times New Roman" w:hAnsi="Times New Roman" w:eastAsia="宋体" w:cs="Times New Roman"/>
+          <w:sz w:val="24"/>
+          <w:szCs w:val="24"/>
+          <w:lang w:val="en-US" w:eastAsia="zh-CN"/>
+          <w:woUserID w:val="1"/>
+        </w:rPr>
+        <w:t xml:space="preserve">LLM </w:t>
+      </w:r>
+      <w:r>
+        <w:rPr>
+          <w:rFonts w:hint="default" w:ascii="Times New Roman" w:hAnsi="Times New Roman" w:eastAsia="宋体" w:cs="Times New Roman"/>
+          <w:sz w:val="24"/>
+          <w:szCs w:val="24"/>
+          <w:lang w:eastAsia="zh"/>
+          <w:woUserID w:val="1"/>
+        </w:rPr>
+        <w:t>ID、和账号的AK和SK，并创建策略，将LLM接入RTC中。</w:t>
       </w:r>
     </w:p>
     <w:p>
@@ -681,27 +782,7 @@
           <w:lang w:eastAsia="zh"/>
           <w:woUserID w:val="1"/>
         </w:rPr>
-        <w:t>创建应用后在左侧栏点击语音合成和流式语音识别，点击试用后新账号会有20000次的语音识别额度和20小时的流式识别额度。获得</w:t>
-      </w:r>
-      <w:r>
-        <w:rPr>
-          <w:rFonts w:hint="eastAsia" w:ascii="Times New Roman" w:hAnsi="Times New Roman" w:eastAsia="宋体" w:cs="Times New Roman"/>
-          <w:sz w:val="24"/>
-          <w:szCs w:val="24"/>
-          <w:lang w:eastAsia="zh"/>
-          <w:woUserID w:val="1"/>
-        </w:rPr>
-        <w:t>对应的</w:t>
-      </w:r>
-      <w:r>
-        <w:rPr>
-          <w:rFonts w:hint="default" w:ascii="Times New Roman" w:hAnsi="Times New Roman" w:eastAsia="宋体" w:cs="Times New Roman"/>
-          <w:sz w:val="24"/>
-          <w:szCs w:val="24"/>
-          <w:lang w:eastAsia="zh"/>
-          <w:woUserID w:val="1"/>
-        </w:rPr>
-        <w:t>APP_ID</w:t>
+        <w:t>创建应用后在左侧栏点击语音合成和流式语音识别，点击试用后新账号会有20000次的语音识别额度和20小时的流式识别额度。获得对应的APP_ID</w:t>
       </w:r>
     </w:p>
     <w:p>
@@ -902,7 +983,57 @@
           <w:lang w:eastAsia="zh"/>
           <w:woUserID w:val="1"/>
         </w:rPr>
-        <w:t>，在在线推理页面，自定义推理点，选择模型生成接入点后会生成一个ID：</w:t>
+        <w:t>，在在线推理页面，自定义推理点，选择模型生成接入点后会</w:t>
+      </w:r>
+      <w:r>
+        <w:rPr>
+          <w:rFonts w:hint="default" w:ascii="Times New Roman" w:hAnsi="Times New Roman" w:eastAsia="宋体" w:cs="Times New Roman"/>
+          <w:sz w:val="24"/>
+          <w:szCs w:val="24"/>
+          <w:lang w:val="en-US" w:eastAsia="zh-CN"/>
+          <w:woUserID w:val="1"/>
+        </w:rPr>
+        <w:t xml:space="preserve">生成LLM </w:t>
+      </w:r>
+      <w:r>
+        <w:rPr>
+          <w:rFonts w:hint="default" w:ascii="Times New Roman" w:hAnsi="Times New Roman" w:eastAsia="宋体" w:cs="Times New Roman"/>
+          <w:sz w:val="24"/>
+          <w:szCs w:val="24"/>
+          <w:lang w:eastAsia="zh"/>
+          <w:woUserID w:val="1"/>
+        </w:rPr>
+        <w:t>ID</w:t>
+      </w:r>
+      <w:r>
+        <w:rPr>
+          <w:rFonts w:hint="default" w:ascii="Times New Roman" w:hAnsi="Times New Roman" w:eastAsia="宋体" w:cs="Times New Roman"/>
+          <w:sz w:val="24"/>
+          <w:szCs w:val="24"/>
+          <w:lang w:eastAsia="zh-CN"/>
+          <w:woUserID w:val="1"/>
+        </w:rPr>
+        <w:t>，</w:t>
+      </w:r>
+      <w:r>
+        <w:rPr>
+          <w:rFonts w:hint="default" w:ascii="Times New Roman" w:hAnsi="Times New Roman" w:eastAsia="宋体" w:cs="Times New Roman"/>
+          <w:sz w:val="24"/>
+          <w:szCs w:val="24"/>
+          <w:lang w:val="en-US" w:eastAsia="zh-CN"/>
+          <w:woUserID w:val="1"/>
+        </w:rPr>
+        <w:t>在接入点名称下方</w:t>
+      </w:r>
+      <w:r>
+        <w:rPr>
+          <w:rFonts w:hint="default" w:ascii="Times New Roman" w:hAnsi="Times New Roman" w:eastAsia="宋体" w:cs="Times New Roman"/>
+          <w:sz w:val="24"/>
+          <w:szCs w:val="24"/>
+          <w:lang w:eastAsia="zh"/>
+          <w:woUserID w:val="1"/>
+        </w:rPr>
+        <w:t>：</w:t>
       </w:r>
       <w:r>
         <w:rPr>
@@ -2063,7 +2194,7 @@
           <w:lang w:eastAsia="zh"/>
           <w:woUserID w:val="1"/>
         </w:rPr>
-        <w:t>wifi_camera工程中的LLM/VOLC文件夹为实现程序，其中的net_requeset.c用于请求智能体开启停止和更新。access_token.c用于生成加入RTC房间所需的token。</w:t>
+        <w:t>wifi_story_machine工程中的LLM/VOLC文件夹为实现程序，其中的net_requeset.c用于请求智能体开启停止和更新。access_token.c用于生成加入RTC房间所需的token。</w:t>
       </w:r>
     </w:p>
     <w:p>
@@ -2151,81 +2282,131 @@
         <w:ind w:left="0" w:leftChars="0" w:firstLine="420" w:firstLineChars="0"/>
         <w:rPr>
           <w:rFonts w:hint="default" w:ascii="Times New Roman" w:hAnsi="Times New Roman" w:eastAsia="宋体" w:cs="Times New Roman"/>
-          <w:sz w:val="24"/>
-          <w:szCs w:val="24"/>
-          <w:lang w:eastAsia="zh"/>
-          <w:woUserID w:val="1"/>
-        </w:rPr>
-      </w:pPr>
-      <w:r>
-        <w:rPr>
-          <w:rFonts w:hint="default" w:ascii="Times New Roman" w:hAnsi="Times New Roman" w:eastAsia="宋体" w:cs="Times New Roman"/>
-          <w:sz w:val="24"/>
-          <w:szCs w:val="24"/>
-          <w:lang w:eastAsia="zh"/>
-          <w:woUserID w:val="1"/>
-        </w:rPr>
-        <w:t>调用volcengineRtcliteDemo.c中的VolcEngineRTCDemo函数，初始化RTC，成功会打印出roomid、uid、token，并且播放初始</w:t>
-      </w:r>
-      <w:r>
-        <w:rPr>
-          <w:rFonts w:hint="eastAsia" w:ascii="Times New Roman" w:hAnsi="Times New Roman" w:eastAsia="宋体" w:cs="Times New Roman"/>
-          <w:sz w:val="24"/>
-          <w:szCs w:val="24"/>
-          <w:lang w:eastAsia="zh"/>
-          <w:woUserID w:val="1"/>
-        </w:rPr>
-        <w:t>欢迎音</w:t>
-      </w:r>
-      <w:r>
-        <w:rPr>
-          <w:rFonts w:hint="default" w:ascii="Times New Roman" w:hAnsi="Times New Roman" w:eastAsia="宋体" w:cs="Times New Roman"/>
-          <w:sz w:val="24"/>
-          <w:szCs w:val="24"/>
-          <w:lang w:eastAsia="zh"/>
-          <w:woUserID w:val="1"/>
-        </w:rPr>
-        <w:t>"你好"，这个demo不断循环获取音频数据并上传，开启对话。火山默认支持opus其他音频输入需要联系</w:t>
-      </w:r>
-      <w:r>
-        <w:rPr>
-          <w:rFonts w:hint="eastAsia" w:ascii="Times New Roman" w:hAnsi="Times New Roman" w:eastAsia="宋体" w:cs="Times New Roman"/>
-          <w:sz w:val="24"/>
-          <w:szCs w:val="24"/>
-          <w:lang w:eastAsia="zh"/>
-          <w:woUserID w:val="1"/>
-        </w:rPr>
-        <w:t>平台</w:t>
-      </w:r>
-      <w:r>
-        <w:rPr>
-          <w:rFonts w:hint="default" w:ascii="Times New Roman" w:hAnsi="Times New Roman" w:eastAsia="宋体" w:cs="Times New Roman"/>
-          <w:sz w:val="24"/>
-          <w:szCs w:val="24"/>
-          <w:lang w:eastAsia="zh"/>
-          <w:woUserID w:val="1"/>
-        </w:rPr>
-        <w:t>加白，并且房间号以</w:t>
-      </w:r>
-      <w:r>
-        <w:rPr>
-          <w:rFonts w:hint="eastAsia" w:ascii="Times New Roman" w:hAnsi="Times New Roman" w:eastAsia="宋体" w:cs="Times New Roman"/>
-          <w:sz w:val="24"/>
-          <w:szCs w:val="24"/>
-          <w:lang w:eastAsia="zh"/>
-          <w:woUserID w:val="1"/>
-        </w:rPr>
-        <w:t>音频</w:t>
-      </w:r>
-      <w:r>
-        <w:rPr>
-          <w:rFonts w:hint="default" w:ascii="Times New Roman" w:hAnsi="Times New Roman" w:eastAsia="宋体" w:cs="Times New Roman"/>
-          <w:sz w:val="24"/>
-          <w:szCs w:val="24"/>
-          <w:lang w:eastAsia="zh"/>
-          <w:woUserID w:val="1"/>
-        </w:rPr>
-        <w:t>格式开头。</w:t>
+          <w:color w:val="C00000"/>
+          <w:sz w:val="24"/>
+          <w:szCs w:val="24"/>
+          <w:lang w:val="en-US" w:eastAsia="zh-CN"/>
+          <w:woUserID w:val="1"/>
+        </w:rPr>
+      </w:pPr>
+      <w:r>
+        <w:rPr>
+          <w:rFonts w:hint="default" w:ascii="Times New Roman" w:hAnsi="Times New Roman" w:eastAsia="宋体" w:cs="Times New Roman"/>
+          <w:sz w:val="24"/>
+          <w:szCs w:val="24"/>
+          <w:lang w:eastAsia="zh"/>
+          <w:woUserID w:val="1"/>
+        </w:rPr>
+        <w:t>调用volcengineRtcliteDemo.c中的VolcEngineRTCDemo函数，初始化RTC，成功会打印出roomid、uid、token，并且播放初始欢迎音"你好"，这个demo不断循环获取音频数据并上传，开启对话。</w:t>
+      </w:r>
+      <w:r>
+        <w:rPr>
+          <w:rFonts w:hint="default" w:ascii="Times New Roman" w:hAnsi="Times New Roman" w:eastAsia="宋体" w:cs="Times New Roman"/>
+          <w:color w:val="C00000"/>
+          <w:sz w:val="24"/>
+          <w:szCs w:val="24"/>
+          <w:lang w:eastAsia="zh"/>
+          <w:woUserID w:val="1"/>
+        </w:rPr>
+        <w:t>火山默认支持opus其他音频输入需要联系平台加白，并且房间号以音频格式开头</w:t>
+      </w:r>
+      <w:r>
+        <w:rPr>
+          <w:rFonts w:hint="default" w:ascii="Times New Roman" w:hAnsi="Times New Roman" w:eastAsia="宋体" w:cs="Times New Roman"/>
+          <w:color w:val="C00000"/>
+          <w:sz w:val="24"/>
+          <w:szCs w:val="24"/>
+          <w:lang w:eastAsia="zh-CN"/>
+          <w:woUserID w:val="1"/>
+        </w:rPr>
+        <w:t>，</w:t>
+      </w:r>
+      <w:r>
+        <w:rPr>
+          <w:rFonts w:hint="default" w:ascii="Times New Roman" w:hAnsi="Times New Roman" w:eastAsia="宋体" w:cs="Times New Roman"/>
+          <w:color w:val="C00000"/>
+          <w:sz w:val="24"/>
+          <w:szCs w:val="24"/>
+          <w:lang w:val="en-US" w:eastAsia="zh-CN"/>
+          <w:woUserID w:val="1"/>
+        </w:rPr>
+        <w:t>正常情况没有加白也会有问答的字幕显示，加白后才会有音频下发，如果没有异常报错并且已经加入房间成功却也没有字幕，请检查ASR、LLM、TTS是否开通并且填写正确</w:t>
+      </w:r>
+      <w:r>
+        <w:rPr>
+          <w:rFonts w:hint="default" w:ascii="Times New Roman" w:hAnsi="Times New Roman" w:eastAsia="宋体" w:cs="Times New Roman"/>
+          <w:color w:val="C00000"/>
+          <w:sz w:val="24"/>
+          <w:szCs w:val="24"/>
+          <w:lang w:eastAsia="zh"/>
+          <w:woUserID w:val="1"/>
+        </w:rPr>
+        <w:t>。</w:t>
+      </w:r>
+      <w:r>
+        <w:rPr>
+          <w:rFonts w:hint="default" w:ascii="Times New Roman" w:hAnsi="Times New Roman" w:eastAsia="宋体" w:cs="Times New Roman"/>
+          <w:color w:val="C00000"/>
+          <w:sz w:val="24"/>
+          <w:szCs w:val="24"/>
+          <w:lang w:val="en-US" w:eastAsia="zh-CN"/>
+          <w:woUserID w:val="1"/>
+        </w:rPr>
+        <w:t>加白需要先火山引擎注册后，可通过填写下方问卷或自行联系火山引擎平台加白。</w:t>
+      </w:r>
+    </w:p>
+    <w:p>
+      <w:pPr>
+        <w:ind w:left="0" w:leftChars="0" w:firstLine="420" w:firstLineChars="0"/>
+        <w:rPr>
+          <w:rFonts w:hint="default" w:ascii="Times New Roman" w:hAnsi="Times New Roman" w:eastAsia="宋体" w:cs="Times New Roman"/>
+          <w:color w:val="C00000"/>
+          <w:sz w:val="24"/>
+          <w:szCs w:val="24"/>
+          <w:lang w:eastAsia="zh"/>
+          <w:woUserID w:val="1"/>
+        </w:rPr>
+      </w:pPr>
+      <w:r>
+        <w:rPr>
+          <w:rFonts w:hint="default" w:ascii="Times New Roman" w:hAnsi="Times New Roman" w:eastAsia="宋体" w:cs="Times New Roman"/>
+          <w:sz w:val="24"/>
+          <w:szCs w:val="24"/>
+        </w:rPr>
+        <w:fldChar w:fldCharType="begin"/>
+      </w:r>
+      <w:r>
+        <w:rPr>
+          <w:rFonts w:hint="default" w:ascii="Times New Roman" w:hAnsi="Times New Roman" w:eastAsia="宋体" w:cs="Times New Roman"/>
+          <w:sz w:val="24"/>
+          <w:szCs w:val="24"/>
+        </w:rPr>
+        <w:instrText xml:space="preserve"> HYPERLINK "https://bytedance.larkoffice.com/share/base/form/shrcnZhxFJG1KGCb5jzG5mZLRTg" </w:instrText>
+      </w:r>
+      <w:r>
+        <w:rPr>
+          <w:rFonts w:hint="default" w:ascii="Times New Roman" w:hAnsi="Times New Roman" w:eastAsia="宋体" w:cs="Times New Roman"/>
+          <w:sz w:val="24"/>
+          <w:szCs w:val="24"/>
+        </w:rPr>
+        <w:fldChar w:fldCharType="separate"/>
+      </w:r>
+      <w:r>
+        <w:rPr>
+          <w:rStyle w:val="15"/>
+          <w:rFonts w:hint="default" w:ascii="Times New Roman" w:hAnsi="Times New Roman" w:eastAsia="宋体" w:cs="Times New Roman"/>
+          <w:sz w:val="24"/>
+          <w:szCs w:val="24"/>
+        </w:rPr>
+        <w:t>https://bytedance.larkoffice.com/share/base/form/shrcnZhxFJG1KGCb5jzG5mZLRTg</w:t>
+      </w:r>
+      <w:r>
+        <w:rPr>
+          <w:rFonts w:hint="default" w:ascii="Times New Roman" w:hAnsi="Times New Roman" w:eastAsia="宋体" w:cs="Times New Roman"/>
+          <w:sz w:val="24"/>
+          <w:szCs w:val="24"/>
+        </w:rPr>
+        <w:fldChar w:fldCharType="end"/>
       </w:r>
     </w:p>
     <w:p>
@@ -2382,7 +2563,7 @@
       </w:r>
       <w:r>
         <w:rPr>
-          <w:rFonts w:hint="eastAsia" w:ascii="Times New Roman" w:hAnsi="Times New Roman" w:eastAsia="宋体" w:cs="Times New Roman"/>
+          <w:rFonts w:hint="default" w:ascii="Times New Roman" w:hAnsi="Times New Roman" w:eastAsia="宋体" w:cs="Times New Roman"/>
           <w:sz w:val="24"/>
           <w:szCs w:val="24"/>
           <w:lang w:eastAsia="zh"/>
@@ -2451,71 +2632,44 @@
     </w:p>
     <w:p>
       <w:pPr>
-        <w:pStyle w:val="5"/>
-        <w:bidi w:val="0"/>
-        <w:ind w:left="0" w:leftChars="0" w:firstLine="0" w:firstLineChars="0"/>
-        <w:rPr>
-          <w:rFonts w:hint="default" w:ascii="Times New Roman" w:hAnsi="Times New Roman" w:eastAsia="宋体" w:cs="Times New Roman"/>
-          <w:sz w:val="24"/>
-          <w:szCs w:val="24"/>
-          <w:lang w:eastAsia="zh"/>
-          <w:woUserID w:val="1"/>
-        </w:rPr>
-      </w:pPr>
-      <w:r>
-        <w:rPr>
-          <w:rFonts w:hint="default" w:ascii="Times New Roman" w:hAnsi="Times New Roman" w:eastAsia="宋体" w:cs="Times New Roman"/>
-          <w:sz w:val="24"/>
-          <w:szCs w:val="24"/>
-          <w:lang w:eastAsia="zh"/>
-          <w:woUserID w:val="1"/>
-        </w:rPr>
-        <w:t>音频播放</w:t>
-      </w:r>
-    </w:p>
-    <w:p>
-      <w:pPr>
-        <w:pStyle w:val="6"/>
-        <w:bidi w:val="0"/>
-        <w:rPr>
-          <w:rFonts w:hint="default" w:ascii="Times New Roman" w:hAnsi="Times New Roman" w:eastAsia="宋体" w:cs="Times New Roman"/>
-          <w:sz w:val="24"/>
-          <w:szCs w:val="24"/>
-          <w:lang w:eastAsia="zh"/>
-          <w:woUserID w:val="1"/>
-        </w:rPr>
-      </w:pPr>
-      <w:r>
-        <w:rPr>
-          <w:rFonts w:hint="default" w:ascii="Times New Roman" w:hAnsi="Times New Roman" w:eastAsia="宋体" w:cs="Times New Roman"/>
-          <w:sz w:val="24"/>
-          <w:szCs w:val="24"/>
-          <w:lang w:eastAsia="zh"/>
-          <w:woUserID w:val="1"/>
-        </w:rPr>
-        <w:t>本地音频播放</w:t>
-      </w:r>
-    </w:p>
-    <w:p>
-      <w:pPr>
         <w:ind w:left="0" w:leftChars="0" w:firstLine="420" w:firstLineChars="0"/>
         <w:rPr>
           <w:rFonts w:hint="default" w:ascii="Times New Roman" w:hAnsi="Times New Roman" w:eastAsia="宋体" w:cs="Times New Roman"/>
           <w:sz w:val="24"/>
           <w:szCs w:val="24"/>
-          <w:lang w:eastAsia="zh"/>
-          <w:woUserID w:val="1"/>
-        </w:rPr>
-      </w:pPr>
-      <w:r>
-        <w:rPr>
-          <w:rFonts w:hint="default" w:ascii="Times New Roman" w:hAnsi="Times New Roman" w:eastAsia="宋体" w:cs="Times New Roman"/>
-          <w:sz w:val="24"/>
-          <w:szCs w:val="24"/>
-          <w:lang w:eastAsia="zh"/>
-          <w:woUserID w:val="1"/>
-        </w:rPr>
-        <w:t>在app_config.h中添加CONFIG_LOCAL_MUSIC_MODE_ENABLE宏，源码在music文件夹下。各个接口在头文件中。首先初始化本地播放模式，调用文件解码接口传入文件句柄。退出先停止解码后再退出本地播放模式。</w:t>
+          <w:lang w:val="en-US" w:eastAsia="zh-CN"/>
+          <w:woUserID w:val="1"/>
+        </w:rPr>
+      </w:pPr>
+      <w:r>
+        <w:rPr>
+          <w:rFonts w:hint="default" w:ascii="Times New Roman" w:hAnsi="Times New Roman" w:eastAsia="宋体" w:cs="Times New Roman"/>
+          <w:sz w:val="24"/>
+          <w:szCs w:val="24"/>
+          <w:lang w:val="en-US" w:eastAsia="zh-CN"/>
+          <w:woUserID w:val="1"/>
+        </w:rPr>
+        <w:t>在app_config.h中打开大模型的宏后，配网成功后会在wifi_app_task.c中网络连接成功</w:t>
+      </w:r>
+      <w:r>
+        <w:rPr>
+          <w:rFonts w:hint="default" w:ascii="Times New Roman" w:hAnsi="Times New Roman" w:eastAsia="宋体" w:cs="Times New Roman"/>
+          <w:sz w:val="24"/>
+          <w:szCs w:val="24"/>
+          <w:lang w:val="en-US" w:eastAsia="zh-CN"/>
+          <w:woUserID w:val="1"/>
+        </w:rPr>
+        <w:t>回调</w:t>
+      </w:r>
+      <w:r>
+        <w:rPr>
+          <w:rFonts w:hint="default" w:ascii="Times New Roman" w:hAnsi="Times New Roman" w:eastAsia="宋体" w:cs="Times New Roman"/>
+          <w:sz w:val="24"/>
+          <w:szCs w:val="24"/>
+          <w:lang w:val="en-US" w:eastAsia="zh-CN"/>
+          <w:woUserID w:val="1"/>
+        </w:rPr>
+        <w:t>中，创建大模型线程。</w:t>
       </w:r>
     </w:p>
     <w:p>
@@ -2525,23 +2679,19 @@
           <w:rFonts w:hint="default" w:ascii="Times New Roman" w:hAnsi="Times New Roman" w:eastAsia="宋体" w:cs="Times New Roman"/>
           <w:sz w:val="24"/>
           <w:szCs w:val="24"/>
-          <w:lang w:eastAsia="zh"/>
-          <w:woUserID w:val="1"/>
-        </w:rPr>
-      </w:pPr>
-      <w:r>
-        <w:rPr>
-          <w:rFonts w:hint="default" w:ascii="Times New Roman" w:hAnsi="Times New Roman" w:eastAsia="宋体" w:cs="Times New Roman"/>
-          <w:sz w:val="24"/>
-          <w:szCs w:val="24"/>
-          <w:lang w:eastAsia="zh"/>
-          <w:woUserID w:val="1"/>
+        </w:rPr>
+      </w:pPr>
+      <w:r>
+        <w:rPr>
+          <w:rFonts w:hint="default" w:ascii="Times New Roman" w:hAnsi="Times New Roman" w:eastAsia="宋体" w:cs="Times New Roman"/>
+          <w:sz w:val="24"/>
+          <w:szCs w:val="24"/>
         </w:rPr>
         <w:drawing>
           <wp:inline distT="0" distB="0" distL="114300" distR="114300">
-            <wp:extent cx="5267960" cy="1389380"/>
-            <wp:effectExtent l="0" t="0" r="8890" b="1270"/>
-            <wp:docPr id="25" name="图片 25"/>
+            <wp:extent cx="5268595" cy="387350"/>
+            <wp:effectExtent l="0" t="0" r="8255" b="12700"/>
+            <wp:docPr id="5" name="图片 1"/>
             <wp:cNvGraphicFramePr>
               <a:graphicFrameLocks xmlns:a="http://schemas.openxmlformats.org/drawingml/2006/main" noChangeAspect="1"/>
             </wp:cNvGraphicFramePr>
@@ -2549,7 +2699,7 @@
               <a:graphicData uri="http://schemas.openxmlformats.org/drawingml/2006/picture">
                 <pic:pic xmlns:pic="http://schemas.openxmlformats.org/drawingml/2006/picture">
                   <pic:nvPicPr>
-                    <pic:cNvPr id="25" name="图片 25"/>
+                    <pic:cNvPr id="5" name="图片 1"/>
                     <pic:cNvPicPr>
                       <a:picLocks noChangeAspect="1"/>
                     </pic:cNvPicPr>
@@ -2563,11 +2713,15 @@
                   <pic:spPr>
                     <a:xfrm>
                       <a:off x="0" y="0"/>
-                      <a:ext cx="5267960" cy="1389380"/>
+                      <a:ext cx="5268595" cy="387350"/>
                     </a:xfrm>
                     <a:prstGeom prst="rect">
                       <a:avLst/>
                     </a:prstGeom>
+                    <a:noFill/>
+                    <a:ln>
+                      <a:noFill/>
+                    </a:ln>
                   </pic:spPr>
                 </pic:pic>
               </a:graphicData>
@@ -2578,80 +2732,24 @@
     </w:p>
     <w:p>
       <w:pPr>
-        <w:pStyle w:val="6"/>
-        <w:bidi w:val="0"/>
-        <w:ind w:left="0" w:leftChars="0" w:firstLine="0" w:firstLineChars="0"/>
-        <w:rPr>
-          <w:rFonts w:hint="default" w:ascii="Times New Roman" w:hAnsi="Times New Roman" w:eastAsia="宋体" w:cs="Times New Roman"/>
-          <w:sz w:val="24"/>
-          <w:szCs w:val="24"/>
-          <w:lang w:eastAsia="zh"/>
-          <w:woUserID w:val="1"/>
-        </w:rPr>
-      </w:pPr>
-      <w:r>
-        <w:rPr>
-          <w:rFonts w:hint="default" w:ascii="Times New Roman" w:hAnsi="Times New Roman" w:eastAsia="宋体" w:cs="Times New Roman"/>
-          <w:sz w:val="24"/>
-          <w:szCs w:val="24"/>
-          <w:lang w:eastAsia="zh"/>
-          <w:woUserID w:val="1"/>
-        </w:rPr>
-        <w:t>网络音频播放</w:t>
-      </w:r>
-    </w:p>
-    <w:p>
-      <w:pPr>
-        <w:rPr>
-          <w:rFonts w:hint="default" w:ascii="Times New Roman" w:hAnsi="Times New Roman" w:eastAsia="宋体" w:cs="Times New Roman"/>
-          <w:sz w:val="24"/>
-          <w:szCs w:val="24"/>
-          <w:lang w:eastAsia="zh"/>
-          <w:woUserID w:val="1"/>
-        </w:rPr>
-      </w:pPr>
-      <w:r>
-        <w:rPr>
-          <w:rFonts w:hint="eastAsia" w:ascii="Times New Roman" w:hAnsi="Times New Roman" w:eastAsia="宋体" w:cs="Times New Roman"/>
-          <w:sz w:val="24"/>
-          <w:szCs w:val="24"/>
-          <w:lang w:eastAsia="zh"/>
-          <w:woUserID w:val="1"/>
-        </w:rPr>
-        <w:t>在app_config.h中添加宏CONFIG_NET_MUSIC_MODE_ENABLE，</w:t>
-      </w:r>
-      <w:r>
-        <w:rPr>
-          <w:rFonts w:hint="default" w:ascii="Times New Roman" w:hAnsi="Times New Roman" w:eastAsia="宋体" w:cs="Times New Roman"/>
-          <w:sz w:val="24"/>
-          <w:szCs w:val="24"/>
-          <w:lang w:eastAsia="zh"/>
-          <w:woUserID w:val="1"/>
-        </w:rPr>
-        <w:t>首先初始化模式，通过解码url数据接口解码并播放网络音频数据。</w:t>
-      </w:r>
-    </w:p>
-    <w:p>
-      <w:pPr>
-        <w:rPr>
-          <w:rFonts w:hint="default" w:ascii="Times New Roman" w:hAnsi="Times New Roman" w:eastAsia="宋体" w:cs="Times New Roman"/>
-          <w:sz w:val="24"/>
-          <w:szCs w:val="24"/>
-          <w:lang w:eastAsia="zh"/>
-        </w:rPr>
-      </w:pPr>
-      <w:r>
-        <w:rPr>
-          <w:rFonts w:hint="default" w:ascii="Times New Roman" w:hAnsi="Times New Roman" w:eastAsia="宋体" w:cs="Times New Roman"/>
-          <w:sz w:val="24"/>
-          <w:szCs w:val="24"/>
-          <w:lang w:eastAsia="zh"/>
+        <w:ind w:left="0" w:leftChars="0" w:firstLine="420" w:firstLineChars="0"/>
+        <w:rPr>
+          <w:rFonts w:hint="default" w:ascii="Times New Roman" w:hAnsi="Times New Roman" w:eastAsia="宋体" w:cs="Times New Roman"/>
+          <w:sz w:val="24"/>
+          <w:szCs w:val="24"/>
+        </w:rPr>
+      </w:pPr>
+      <w:r>
+        <w:rPr>
+          <w:rFonts w:hint="default" w:ascii="Times New Roman" w:hAnsi="Times New Roman" w:eastAsia="宋体" w:cs="Times New Roman"/>
+          <w:sz w:val="24"/>
+          <w:szCs w:val="24"/>
         </w:rPr>
         <w:drawing>
           <wp:inline distT="0" distB="0" distL="114300" distR="114300">
-            <wp:extent cx="5262245" cy="690880"/>
-            <wp:effectExtent l="0" t="0" r="14605" b="13970"/>
-            <wp:docPr id="26" name="图片 26"/>
+            <wp:extent cx="5265420" cy="668020"/>
+            <wp:effectExtent l="0" t="0" r="11430" b="17780"/>
+            <wp:docPr id="6" name="图片 2"/>
             <wp:cNvGraphicFramePr>
               <a:graphicFrameLocks xmlns:a="http://schemas.openxmlformats.org/drawingml/2006/main" noChangeAspect="1"/>
             </wp:cNvGraphicFramePr>
@@ -2659,7 +2757,7 @@
               <a:graphicData uri="http://schemas.openxmlformats.org/drawingml/2006/picture">
                 <pic:pic xmlns:pic="http://schemas.openxmlformats.org/drawingml/2006/picture">
                   <pic:nvPicPr>
-                    <pic:cNvPr id="26" name="图片 26"/>
+                    <pic:cNvPr id="6" name="图片 2"/>
                     <pic:cNvPicPr>
                       <a:picLocks noChangeAspect="1"/>
                     </pic:cNvPicPr>
@@ -2673,11 +2771,15 @@
                   <pic:spPr>
                     <a:xfrm>
                       <a:off x="0" y="0"/>
-                      <a:ext cx="5262245" cy="690880"/>
+                      <a:ext cx="5265420" cy="668020"/>
                     </a:xfrm>
                     <a:prstGeom prst="rect">
                       <a:avLst/>
                     </a:prstGeom>
+                    <a:noFill/>
+                    <a:ln>
+                      <a:noFill/>
+                    </a:ln>
                   </pic:spPr>
                 </pic:pic>
               </a:graphicData>
@@ -2688,79 +2790,45 @@
     </w:p>
     <w:p>
       <w:pPr>
-        <w:pStyle w:val="6"/>
-        <w:bidi w:val="0"/>
-        <w:rPr>
-          <w:rFonts w:hint="default" w:ascii="Times New Roman" w:hAnsi="Times New Roman" w:eastAsia="宋体" w:cs="Times New Roman"/>
-          <w:sz w:val="24"/>
-          <w:szCs w:val="24"/>
-          <w:lang w:eastAsia="zh"/>
-          <w:woUserID w:val="1"/>
-        </w:rPr>
-      </w:pPr>
-      <w:r>
-        <w:rPr>
-          <w:rFonts w:hint="default" w:ascii="Times New Roman" w:hAnsi="Times New Roman" w:eastAsia="宋体" w:cs="Times New Roman"/>
-          <w:sz w:val="24"/>
-          <w:szCs w:val="24"/>
-          <w:lang w:eastAsia="zh"/>
-          <w:woUserID w:val="1"/>
-        </w:rPr>
-        <w:t>录音并播放</w:t>
-      </w:r>
-    </w:p>
-    <w:p>
-      <w:pPr>
-        <w:rPr>
-          <w:rFonts w:hint="default" w:ascii="Times New Roman" w:hAnsi="Times New Roman" w:eastAsia="宋体" w:cs="Times New Roman"/>
-          <w:sz w:val="24"/>
-          <w:szCs w:val="24"/>
-          <w:lang w:eastAsia="zh"/>
-          <w:woUserID w:val="1"/>
-        </w:rPr>
-      </w:pPr>
-      <w:r>
-        <w:rPr>
-          <w:rFonts w:hint="eastAsia" w:ascii="Times New Roman" w:hAnsi="Times New Roman" w:eastAsia="宋体" w:cs="Times New Roman"/>
-          <w:sz w:val="24"/>
-          <w:szCs w:val="24"/>
-          <w:lang w:eastAsia="zh"/>
-          <w:woUserID w:val="1"/>
-        </w:rPr>
-        <w:t>添加宏CONFIG_RECORDER_MODE_ENABLE。</w:t>
-      </w:r>
-      <w:r>
-        <w:rPr>
-          <w:rFonts w:hint="default" w:ascii="Times New Roman" w:hAnsi="Times New Roman" w:eastAsia="宋体" w:cs="Times New Roman"/>
-          <w:sz w:val="24"/>
-          <w:szCs w:val="24"/>
-          <w:lang w:eastAsia="zh"/>
-          <w:woUserID w:val="1"/>
-        </w:rPr>
-        <w:t>初始化模式后，就会将录音音频通过设备喇叭播放。</w:t>
-      </w:r>
-    </w:p>
-    <w:p>
-      <w:pPr>
-        <w:rPr>
-          <w:rFonts w:hint="default" w:ascii="Times New Roman" w:hAnsi="Times New Roman" w:eastAsia="宋体" w:cs="Times New Roman"/>
-          <w:sz w:val="24"/>
-          <w:szCs w:val="24"/>
-          <w:lang w:eastAsia="zh"/>
-        </w:rPr>
-      </w:pPr>
-      <w:r>
-        <w:rPr>
-          <w:rFonts w:hint="default" w:ascii="Times New Roman" w:hAnsi="Times New Roman" w:eastAsia="宋体" w:cs="Times New Roman"/>
-          <w:sz w:val="24"/>
-          <w:szCs w:val="24"/>
-          <w:lang w:eastAsia="zh"/>
+        <w:ind w:left="0" w:leftChars="0" w:firstLine="420" w:firstLineChars="0"/>
+        <w:rPr>
+          <w:rFonts w:hint="default" w:ascii="Times New Roman" w:hAnsi="Times New Roman" w:eastAsia="宋体" w:cs="Times New Roman"/>
+          <w:sz w:val="24"/>
+          <w:szCs w:val="24"/>
+          <w:lang w:val="en-US" w:eastAsia="zh-CN"/>
+        </w:rPr>
+      </w:pPr>
+      <w:r>
+        <w:rPr>
+          <w:rFonts w:hint="default" w:ascii="Times New Roman" w:hAnsi="Times New Roman" w:eastAsia="宋体" w:cs="Times New Roman"/>
+          <w:sz w:val="24"/>
+          <w:szCs w:val="24"/>
+          <w:lang w:val="en-US" w:eastAsia="zh-CN"/>
+        </w:rPr>
+        <w:t>如有需求可以在app_config.h中打开硬件回采进行回声消除。</w:t>
+      </w:r>
+    </w:p>
+    <w:p>
+      <w:pPr>
+        <w:ind w:left="0" w:leftChars="0" w:firstLine="420" w:firstLineChars="0"/>
+        <w:rPr>
+          <w:rFonts w:hint="default" w:ascii="Times New Roman" w:hAnsi="Times New Roman" w:eastAsia="宋体" w:cs="Times New Roman"/>
+          <w:sz w:val="24"/>
+          <w:szCs w:val="24"/>
+          <w:lang w:val="en-US" w:eastAsia="zh-CN"/>
+        </w:rPr>
+      </w:pPr>
+      <w:r>
+        <w:rPr>
+          <w:rFonts w:hint="default" w:ascii="Times New Roman" w:hAnsi="Times New Roman" w:eastAsia="宋体" w:cs="Times New Roman"/>
+          <w:sz w:val="24"/>
+          <w:szCs w:val="24"/>
         </w:rPr>
         <w:drawing>
           <wp:inline distT="0" distB="0" distL="114300" distR="114300">
-            <wp:extent cx="3848100" cy="876300"/>
-            <wp:effectExtent l="0" t="0" r="0" b="0"/>
-            <wp:docPr id="27" name="图片 27"/>
+            <wp:extent cx="5269230" cy="779780"/>
+            <wp:effectExtent l="0" t="0" r="7620" b="1270"/>
+            <wp:docPr id="9" name="图片 3"/>
             <wp:cNvGraphicFramePr>
               <a:graphicFrameLocks xmlns:a="http://schemas.openxmlformats.org/drawingml/2006/main" noChangeAspect="1"/>
             </wp:cNvGraphicFramePr>
@@ -2768,7 +2836,7 @@
               <a:graphicData uri="http://schemas.openxmlformats.org/drawingml/2006/picture">
                 <pic:pic xmlns:pic="http://schemas.openxmlformats.org/drawingml/2006/picture">
                   <pic:nvPicPr>
-                    <pic:cNvPr id="27" name="图片 27"/>
+                    <pic:cNvPr id="9" name="图片 3"/>
                     <pic:cNvPicPr>
                       <a:picLocks noChangeAspect="1"/>
                     </pic:cNvPicPr>
@@ -2782,11 +2850,15 @@
                   <pic:spPr>
                     <a:xfrm>
                       <a:off x="0" y="0"/>
-                      <a:ext cx="3848100" cy="876300"/>
+                      <a:ext cx="5269230" cy="779780"/>
                     </a:xfrm>
                     <a:prstGeom prst="rect">
                       <a:avLst/>
                     </a:prstGeom>
+                    <a:noFill/>
+                    <a:ln>
+                      <a:noFill/>
+                    </a:ln>
                   </pic:spPr>
                 </pic:pic>
               </a:graphicData>
@@ -2930,18 +3002,18 @@
     <w:lsdException w:unhideWhenUsed="0" w:uiPriority="0" w:semiHidden="0" w:name="Body Text Indent 2"/>
     <w:lsdException w:unhideWhenUsed="0" w:uiPriority="0" w:semiHidden="0" w:name="Body Text Indent 3"/>
     <w:lsdException w:unhideWhenUsed="0" w:uiPriority="0" w:semiHidden="0" w:name="Block Text"/>
-    <w:lsdException w:unhideWhenUsed="0" w:uiPriority="0" w:semiHidden="0" w:name="Hyperlink"/>
+    <w:lsdException w:qFormat="1" w:unhideWhenUsed="0" w:uiPriority="0" w:semiHidden="0" w:name="Hyperlink"/>
     <w:lsdException w:unhideWhenUsed="0" w:uiPriority="0" w:semiHidden="0" w:name="FollowedHyperlink"/>
     <w:lsdException w:qFormat="1" w:unhideWhenUsed="0" w:uiPriority="0" w:semiHidden="0" w:name="Strong"/>
     <w:lsdException w:qFormat="1" w:unhideWhenUsed="0" w:uiPriority="0" w:semiHidden="0" w:name="Emphasis"/>
     <w:lsdException w:unhideWhenUsed="0" w:uiPriority="0" w:semiHidden="0" w:name="Document Map"/>
     <w:lsdException w:unhideWhenUsed="0" w:uiPriority="0" w:semiHidden="0" w:name="Plain Text"/>
     <w:lsdException w:unhideWhenUsed="0" w:uiPriority="0" w:semiHidden="0" w:name="E-mail Signature"/>
-    <w:lsdException w:unhideWhenUsed="0" w:uiPriority="0" w:semiHidden="0" w:name="Normal (Web)"/>
+    <w:lsdException w:qFormat="1" w:unhideWhenUsed="0" w:uiPriority="0" w:semiHidden="0" w:name="Normal (Web)"/>
     <w:lsdException w:unhideWhenUsed="0" w:uiPriority="0" w:semiHidden="0" w:name="HTML Acronym"/>
     <w:lsdException w:unhideWhenUsed="0" w:uiPriority="0" w:semiHidden="0" w:name="HTML Address"/>
     <w:lsdException w:unhideWhenUsed="0" w:uiPriority="0" w:semiHidden="0" w:name="HTML Cite"/>
-    <w:lsdException w:unhideWhenUsed="0" w:uiPriority="0" w:semiHidden="0" w:name="HTML Code"/>
+    <w:lsdException w:qFormat="1" w:unhideWhenUsed="0" w:uiPriority="0" w:semiHidden="0" w:name="HTML Code"/>
     <w:lsdException w:unhideWhenUsed="0" w:uiPriority="0" w:semiHidden="0" w:name="HTML Definition"/>
     <w:lsdException w:unhideWhenUsed="0" w:uiPriority="0" w:semiHidden="0" w:name="HTML Keyboard"/>
     <w:lsdException w:unhideWhenUsed="0" w:uiPriority="0" w:semiHidden="0" w:name="HTML Preformatted"/>
@@ -3303,6 +3375,7 @@
   <w:style w:type="paragraph" w:styleId="11">
     <w:name w:val="Normal (Web)"/>
     <w:basedOn w:val="1"/>
+    <w:qFormat/>
     <w:uiPriority w:val="0"/>
     <w:pPr>
       <w:spacing w:before="0" w:beforeAutospacing="1" w:after="0" w:afterAutospacing="1"/>
@@ -3341,6 +3414,7 @@
   <w:style w:type="character" w:styleId="15">
     <w:name w:val="Hyperlink"/>
     <w:basedOn w:val="14"/>
+    <w:qFormat/>
     <w:uiPriority w:val="0"/>
     <w:rPr>
       <w:color w:val="0000FF"/>
@@ -3350,6 +3424,7 @@
   <w:style w:type="character" w:styleId="16">
     <w:name w:val="HTML Code"/>
     <w:basedOn w:val="14"/>
+    <w:qFormat/>
     <w:uiPriority w:val="0"/>
     <w:rPr>
       <w:rFonts w:ascii="Courier New" w:hAnsi="Courier New"/>
